--- a/human/tasks/U12-09/summary.docx
+++ b/human/tasks/U12-09/summary.docx
@@ -143,7 +143,7 @@
     </w:p>
     <w:p>
       <w:r>
-        <w:t>研究原件、共享治理与工程保持当前归属；任务整理后仍须整体迁入双层并修运行路径。本包状态不变，规范化不是根目录迁移完成。</w:t>
+        <w:t>研究原件保持历史字节，共享治理和工程已迁入Agent层且当前运行路径已验证。本包业务状态不变；根目录迁移已落实，研究接线仍由对应任务完成。</w:t>
       </w:r>
     </w:p>
     <w:p>
@@ -202,7 +202,12 @@
     </w:p>
     <w:p>
       <w:r>
-        <w:t>累计68/71包规范化，余3，下一U12-10。U12-09 WAIT_DEP、六字节缺口及正式研究阻断保持；整体根目录物理迁移尚未完成。</w:t>
+        <w:t>规范化71/71包、根目录迁移19/19项完成；每包Word由Agent源生成。</w:t>
+      </w:r>
+    </w:p>
+    <w:p>
+      <w:r>
+        <w:t>业务状态WAIT_DEP，原签收与未交付项不变；后续按注册表和实际依赖推进。</w:t>
       </w:r>
     </w:p>
     <w:p>
